--- a/examples/cli/visualize/out/compare.docx
+++ b/examples/cli/visualize/out/compare.docx
@@ -111,25 +111,11 @@
         <w:tblStyle w:val="TableGrid"/>
         <w:tblW w:w="5000" w:type="pct"/>
         <w:tblLook w:val="04A0" w:firstRow="1" w:lastRow="0" w:firstColumn="1" w:lastColumn="0" w:noHBand="0" w:noVBand="1"/>
-        <w:tblPrChange w:id="6" w:author="Agent" w:date="2026-10-02T15:00:00Z">
-          <w:tblPr>
-            <w:tblStyle w:val="TableGrid"/>
-            <w:tblW w:w="5000" w:type="pct"/>
-            <w:tblLook w:val="04A0" w:firstRow="1" w:lastRow="0" w:firstColumn="1" w:lastColumn="0" w:noHBand="0" w:noVBand="1"/>
-          </w:tblPr>
-        </w:tblPrChange>
       </w:tblPr>
       <w:tblGrid>
         <w:gridCol w:w="3120"/>
         <w:gridCol w:w="3120"/>
         <w:gridCol w:w="3120"/>
-        <w:tblGridChange w:id="7">
-          <w:tblGrid>
-            <w:gridCol w:w="3120"/>
-            <w:gridCol w:w="3120"/>
-            <w:gridCol w:w="3120"/>
-          </w:tblGrid>
-        </w:tblGridChange>
       </w:tblGrid>
       <w:tr>
         <w:trPr>
@@ -243,7 +229,7 @@
       <w:r>
         <w:t>Each party shall keep the other's Confidential Information secret</w:t>
       </w:r>
-      <w:ins w:author="Agent" w:id="8" w:date="2026-10-02T15:00:00Z">
+      <w:ins w:author="Agent" w:id="6" w:date="2026-10-02T15:00:00Z">
         <w:r>
           <w:t xml:space="preserve"> for three years after this Agreement ends</w:t>
         </w:r>

--- a/examples/cli/visualize/out/compare.docx
+++ b/examples/cli/visualize/out/compare.docx
@@ -108,7 +108,6 @@
     </w:p>
     <w:tbl>
       <w:tblPr>
-        <w:tblStyle w:val="TableGrid"/>
         <w:tblW w:w="5000" w:type="pct"/>
         <w:tblLook w:val="04A0" w:firstRow="1" w:lastRow="0" w:firstColumn="1" w:lastColumn="0" w:noHBand="0" w:noVBand="1"/>
       </w:tblPr>
@@ -439,24 +438,6 @@
   <w:style w:type="paragraph" w:default="1" w:styleId="Normal">
     <w:name w:val="Normal"/>
     <w:qFormat/>
-  </w:style>
-  <w:style w:type="table" w:styleId="TableGrid">
-    <w:name w:val="Table Grid"/>
-    <w:basedOn w:val="TableNormal"/>
-    <w:uiPriority w:val="39"/>
-    <w:pPr>
-      <w:spacing w:after="0" w:line="240" w:lineRule="auto"/>
-    </w:pPr>
-    <w:tblPr>
-      <w:tblBorders>
-        <w:top w:val="single" w:sz="4" w:space="0" w:color="auto"/>
-        <w:left w:val="single" w:sz="4" w:space="0" w:color="auto"/>
-        <w:bottom w:val="single" w:sz="4" w:space="0" w:color="auto"/>
-        <w:right w:val="single" w:sz="4" w:space="0" w:color="auto"/>
-        <w:insideH w:val="single" w:sz="4" w:space="0" w:color="auto"/>
-        <w:insideV w:val="single" w:sz="4" w:space="0" w:color="auto"/>
-      </w:tblBorders>
-    </w:tblPr>
   </w:style>
   <w:style w:type="table" w:default="1" w:styleId="TableNormal">
     <w:name w:val="Normal Table"/>

--- a/examples/cli/visualize/out/compare.docx
+++ b/examples/cli/visualize/out/compare.docx
@@ -108,6 +108,7 @@
     </w:p>
     <w:tbl>
       <w:tblPr>
+        <w:tblStyle w:val="TableGrid"/>
         <w:tblW w:w="5000" w:type="pct"/>
         <w:tblLook w:val="04A0" w:firstRow="1" w:lastRow="0" w:firstColumn="1" w:lastColumn="0" w:noHBand="0" w:noVBand="1"/>
       </w:tblPr>
@@ -438,6 +439,24 @@
   <w:style w:type="paragraph" w:default="1" w:styleId="Normal">
     <w:name w:val="Normal"/>
     <w:qFormat/>
+  </w:style>
+  <w:style w:type="table" w:styleId="TableGrid">
+    <w:name w:val="Table Grid"/>
+    <w:basedOn w:val="TableNormal"/>
+    <w:uiPriority w:val="39"/>
+    <w:pPr>
+      <w:spacing w:after="0" w:line="240" w:lineRule="auto"/>
+    </w:pPr>
+    <w:tblPr>
+      <w:tblBorders>
+        <w:top w:val="single" w:sz="4" w:space="0" w:color="auto"/>
+        <w:left w:val="single" w:sz="4" w:space="0" w:color="auto"/>
+        <w:bottom w:val="single" w:sz="4" w:space="0" w:color="auto"/>
+        <w:right w:val="single" w:sz="4" w:space="0" w:color="auto"/>
+        <w:insideH w:val="single" w:sz="4" w:space="0" w:color="auto"/>
+        <w:insideV w:val="single" w:sz="4" w:space="0" w:color="auto"/>
+      </w:tblBorders>
+    </w:tblPr>
   </w:style>
   <w:style w:type="table" w:default="1" w:styleId="TableNormal">
     <w:name w:val="Normal Table"/>
